--- a/Obidi's-First-Second-and-Third-Conjectures-in-the-Theory-of-Entropicity-(ToE).docx
+++ b/Obidi's-First-Second-and-Third-Conjectures-in-the-Theory-of-Entropicity-(ToE).docx
@@ -16,14 +16,25 @@
       </w:pPr>
       <w:r>
         <w:rPr>
-          <w:rFonts w:ascii="Cambria" w:hAnsi="Cambria"/>
+          <w:rFonts w:ascii="Segoe UI Emoji" w:hAnsi="Segoe UI Emoji" w:cs="Segoe UI Emoji"/>
           <w:b/>
           <w:bCs/>
           <w:color w:val="215E99" w:themeColor="text2" w:themeTint="BF"/>
           <w:sz w:val="48"/>
           <w:szCs w:val="48"/>
         </w:rPr>
-        <w:t>Obidi's First, Second, and Third Conjectures in the Theory of Entropicity (ToE)</w:t>
+        <w:t>🚀</w:t>
+      </w:r>
+      <w:r>
+        <w:rPr>
+          <w:rFonts w:ascii="Cambria" w:hAnsi="Cambria"/>
+          <w:b/>
+          <w:bCs/>
+          <w:color w:val="215E99" w:themeColor="text2" w:themeTint="BF"/>
+          <w:sz w:val="48"/>
+          <w:szCs w:val="48"/>
+        </w:rPr>
+        <w:t xml:space="preserve"> Obidi’s Three Conjectures in the Theory of Entropicity (ToE): A New Architecture for Fundamental Physics - Obidi’s First, Second, and Third Conjectures in the Theory of Entropicity (ToE)</w:t>
       </w:r>
     </w:p>
     <w:p>
@@ -195,7 +206,11 @@
         <w:t>Obidi Correspondence Principle (OCP)</w:t>
       </w:r>
       <w:r>
-        <w:t>, which requires that every entropic formulation reproduce established physical theories in their appropriate limits. This conjecture transforms ToE from a philosophical declaration into a scientific program: if entropy is fundamental, then the laws of gravity, quantum mechanics, gauge interactions, thermodynamics, and cosmology must all be recoverable from entropic dynamics.</w:t>
+        <w:t xml:space="preserve">, which requires that every entropic formulation reproduce established physical theories in their appropriate limits. This conjecture transforms ToE from a philosophical declaration into a scientific program: if entropy is fundamental, then the laws of gravity, </w:t>
+      </w:r>
+      <w:r>
+        <w:lastRenderedPageBreak/>
+        <w:t>quantum mechanics, gauge interactions, thermodynamics, and cosmology must all be recoverable from entropic dynamics.</w:t>
       </w:r>
     </w:p>
     <w:p>
@@ -241,11 +256,7 @@
         <w:t>informational manifold</w:t>
       </w:r>
       <w:r>
-        <w:t xml:space="preserve">. This conjecture asserts that geometry, curvature, and the spacetime metric are not primitive structures but </w:t>
-      </w:r>
-      <w:r>
-        <w:lastRenderedPageBreak/>
-        <w:t>macroscopic manifestations of underlying entropic</w:t>
+        <w:t>. This conjecture asserts that geometry, curvature, and the spacetime metric are not primitive structures but macroscopic manifestations of underlying entropic</w:t>
       </w:r>
       <w:r>
         <w:noBreakHyphen/>
@@ -383,6 +394,265 @@
     <w:p>
       <w:pPr>
         <w:jc w:val="both"/>
+        <w:rPr>
+          <w:b/>
+          <w:bCs/>
+        </w:rPr>
+      </w:pPr>
+      <w:r>
+        <w:rPr>
+          <w:b/>
+          <w:bCs/>
+        </w:rPr>
+        <w:t>When the informational object changes from point to point, you can compute: gradients</w:t>
+      </w:r>
+      <w:r>
+        <w:rPr>
+          <w:b/>
+          <w:bCs/>
+        </w:rPr>
+        <w:t>,</w:t>
+      </w:r>
+      <w:r>
+        <w:rPr>
+          <w:b/>
+          <w:bCs/>
+        </w:rPr>
+        <w:t xml:space="preserve"> Hessians</w:t>
+      </w:r>
+      <w:r>
+        <w:rPr>
+          <w:b/>
+          <w:bCs/>
+        </w:rPr>
+        <w:t>,</w:t>
+      </w:r>
+      <w:r>
+        <w:rPr>
+          <w:b/>
+          <w:bCs/>
+        </w:rPr>
+        <w:t xml:space="preserve"> curvature distances in information space</w:t>
+      </w:r>
+      <w:r>
+        <w:rPr>
+          <w:b/>
+          <w:bCs/>
+        </w:rPr>
+        <w:t>.</w:t>
+      </w:r>
+      <w:r>
+        <w:rPr>
+          <w:b/>
+          <w:bCs/>
+        </w:rPr>
+        <w:t xml:space="preserve"> And those become: the metric</w:t>
+      </w:r>
+      <w:r>
+        <w:rPr>
+          <w:b/>
+          <w:bCs/>
+        </w:rPr>
+        <w:t>,</w:t>
+      </w:r>
+      <w:r>
+        <w:rPr>
+          <w:b/>
+          <w:bCs/>
+        </w:rPr>
+        <w:t xml:space="preserve"> the connection</w:t>
+      </w:r>
+      <w:r>
+        <w:rPr>
+          <w:b/>
+          <w:bCs/>
+        </w:rPr>
+        <w:t>,</w:t>
+      </w:r>
+      <w:r>
+        <w:rPr>
+          <w:b/>
+          <w:bCs/>
+        </w:rPr>
+        <w:t xml:space="preserve"> the curvature tensor</w:t>
+      </w:r>
+      <w:r>
+        <w:rPr>
+          <w:b/>
+          <w:bCs/>
+        </w:rPr>
+        <w:t>, and</w:t>
+      </w:r>
+      <w:r>
+        <w:rPr>
+          <w:b/>
+          <w:bCs/>
+        </w:rPr>
+        <w:t xml:space="preserve"> the Einstein tensor </w:t>
+      </w:r>
+      <w:r>
+        <w:rPr>
+          <w:b/>
+          <w:bCs/>
+        </w:rPr>
+        <w:t xml:space="preserve">. </w:t>
+      </w:r>
+      <w:r>
+        <w:rPr>
+          <w:b/>
+          <w:bCs/>
+        </w:rPr>
+        <w:t xml:space="preserve">This is why Obidi's ToE intuition is physical and beautiful: If entropy is a field with structure at each point, then geometry is the projection of how that structure varies. </w:t>
+      </w:r>
+    </w:p>
+    <w:p>
+      <w:pPr>
+        <w:jc w:val="both"/>
+        <w:rPr>
+          <w:rFonts w:ascii="Segoe UI Emoji" w:hAnsi="Segoe UI Emoji" w:cs="Segoe UI Emoji"/>
+          <w:b/>
+          <w:bCs/>
+        </w:rPr>
+      </w:pPr>
+      <w:r>
+        <w:rPr>
+          <w:rFonts w:ascii="Segoe UI Emoji" w:hAnsi="Segoe UI Emoji" w:cs="Segoe UI Emoji"/>
+          <w:b/>
+          <w:bCs/>
+        </w:rPr>
+        <w:t>🔵 Why this visualization of Obidi's Theory is so powerful: Because it makes three things obvious:</w:t>
+      </w:r>
+    </w:p>
+    <w:p>
+      <w:pPr>
+        <w:jc w:val="both"/>
+        <w:rPr>
+          <w:rFonts w:ascii="Segoe UI Emoji" w:hAnsi="Segoe UI Emoji" w:cs="Segoe UI Emoji"/>
+          <w:b/>
+          <w:bCs/>
+        </w:rPr>
+      </w:pPr>
+      <w:r>
+        <w:rPr>
+          <w:rFonts w:ascii="Segoe UI Emoji" w:hAnsi="Segoe UI Emoji" w:cs="Segoe UI Emoji"/>
+          <w:b/>
+          <w:bCs/>
+        </w:rPr>
+        <w:lastRenderedPageBreak/>
+        <w:t xml:space="preserve">✔ Entropy can be a field. </w:t>
+      </w:r>
+    </w:p>
+    <w:p>
+      <w:pPr>
+        <w:jc w:val="both"/>
+        <w:rPr>
+          <w:rFonts w:ascii="Segoe UI Emoji" w:hAnsi="Segoe UI Emoji" w:cs="Segoe UI Emoji"/>
+          <w:b/>
+          <w:bCs/>
+        </w:rPr>
+      </w:pPr>
+      <w:r>
+        <w:rPr>
+          <w:rFonts w:ascii="Segoe UI Emoji" w:hAnsi="Segoe UI Emoji" w:cs="Segoe UI Emoji"/>
+          <w:b/>
+          <w:bCs/>
+        </w:rPr>
+        <w:t>If it’s a multi</w:t>
+      </w:r>
+      <w:r>
+        <w:rPr>
+          <w:rFonts w:ascii="Segoe UI Emoji" w:hAnsi="Segoe UI Emoji" w:cs="Segoe UI Emoji"/>
+          <w:b/>
+          <w:bCs/>
+        </w:rPr>
+        <w:noBreakHyphen/>
+        <w:t>component informational/data object, it naturally has a value at each point.</w:t>
+      </w:r>
+    </w:p>
+    <w:p>
+      <w:pPr>
+        <w:jc w:val="both"/>
+        <w:rPr>
+          <w:rFonts w:ascii="Segoe UI Emoji" w:hAnsi="Segoe UI Emoji" w:cs="Segoe UI Emoji"/>
+          <w:b/>
+          <w:bCs/>
+        </w:rPr>
+      </w:pPr>
+      <w:r>
+        <w:rPr>
+          <w:rFonts w:ascii="Segoe UI Emoji" w:hAnsi="Segoe UI Emoji" w:cs="Segoe UI Emoji"/>
+          <w:b/>
+          <w:bCs/>
+        </w:rPr>
+        <w:t xml:space="preserve">✔ Information geometry becomes physical geometry. </w:t>
+      </w:r>
+    </w:p>
+    <w:p>
+      <w:pPr>
+        <w:jc w:val="both"/>
+        <w:rPr>
+          <w:rFonts w:ascii="Segoe UI Emoji" w:hAnsi="Segoe UI Emoji" w:cs="Segoe UI Emoji"/>
+          <w:b/>
+          <w:bCs/>
+        </w:rPr>
+      </w:pPr>
+      <w:r>
+        <w:rPr>
+          <w:rFonts w:ascii="Segoe UI Emoji" w:hAnsi="Segoe UI Emoji" w:cs="Segoe UI Emoji"/>
+          <w:b/>
+          <w:bCs/>
+        </w:rPr>
+        <w:t>Once the informational object varies from point to point, its internal structure induces a metric, a connection, and curvature. These are exactly the ingredients of spacetime geometry. What we call “spacetime” is simply the macroscopic shadow of how entropic information bends, stretches, and organizes itself.</w:t>
+      </w:r>
+    </w:p>
+    <w:p>
+      <w:pPr>
+        <w:jc w:val="both"/>
+        <w:rPr>
+          <w:rFonts w:ascii="Segoe UI Emoji" w:hAnsi="Segoe UI Emoji" w:cs="Segoe UI Emoji"/>
+          <w:b/>
+          <w:bCs/>
+        </w:rPr>
+      </w:pPr>
+      <w:r>
+        <w:rPr>
+          <w:rFonts w:ascii="Segoe UI Emoji" w:hAnsi="Segoe UI Emoji" w:cs="Segoe UI Emoji"/>
+          <w:b/>
+          <w:bCs/>
+        </w:rPr>
+        <w:t xml:space="preserve">✔ Spacetime is not fundamental. </w:t>
+      </w:r>
+    </w:p>
+    <w:p>
+      <w:pPr>
+        <w:jc w:val="both"/>
+        <w:rPr>
+          <w:rFonts w:ascii="Segoe UI Emoji" w:hAnsi="Segoe UI Emoji" w:cs="Segoe UI Emoji"/>
+          <w:b/>
+          <w:bCs/>
+        </w:rPr>
+      </w:pPr>
+      <w:r>
+        <w:rPr>
+          <w:rFonts w:ascii="Segoe UI Emoji" w:hAnsi="Segoe UI Emoji" w:cs="Segoe UI Emoji"/>
+          <w:b/>
+          <w:bCs/>
+        </w:rPr>
+        <w:t>It is the emergent, large</w:t>
+      </w:r>
+      <w:r>
+        <w:rPr>
+          <w:rFonts w:ascii="Segoe UI Emoji" w:hAnsi="Segoe UI Emoji" w:cs="Segoe UI Emoji"/>
+          <w:b/>
+          <w:bCs/>
+        </w:rPr>
+        <w:noBreakHyphen/>
+        <w:t>scale projection of the Fisher–Rao and Fubini–Study geometries living beneath each point. We do not see the informational manifold directly; we see the geometry it extrudes.</w:t>
+      </w:r>
+    </w:p>
+    <w:p>
+      <w:pPr>
+        <w:jc w:val="both"/>
       </w:pPr>
       <w:r>
         <w:t>This hierarchy is not merely aesthetically appealing; it mirrors the structure of major theoretical revolutions in physics, where a small number of bold propositions—Newton’s laws, Einstein’s postulates, Bohr’s quantum postulates—serve as the axiomatic seeds of vast mathematical frameworks. The Obidi Conjectures similarly compress an expansive research program into three foundational statements that guide the development of the Theory of Entropicity.</w:t>
@@ -435,43 +705,43 @@
           <w:sz w:val="44"/>
           <w:szCs w:val="44"/>
         </w:rPr>
+        <w:t>Obidi's First Conjecture</w:t>
+      </w:r>
+    </w:p>
+    <w:p>
+      <w:pPr>
+        <w:jc w:val="both"/>
+        <w:rPr>
+          <w:b/>
+          <w:bCs/>
+        </w:rPr>
+      </w:pPr>
+      <w:r>
+        <w:rPr>
+          <w:b/>
+          <w:bCs/>
+        </w:rPr>
+        <w:t>The Fundamental Entropy Field Conjecture</w:t>
+      </w:r>
+    </w:p>
+    <w:p>
+      <w:pPr>
+        <w:jc w:val="both"/>
+      </w:pPr>
+      <w:r>
+        <w:rPr>
+          <w:b/>
+          <w:bCs/>
+        </w:rPr>
+        <w:t>Entropy is the fundamental universal field of nature and reality.</w:t>
+      </w:r>
+    </w:p>
+    <w:p>
+      <w:pPr>
+        <w:jc w:val="both"/>
+      </w:pPr>
+      <w:r>
         <w:lastRenderedPageBreak/>
-        <w:t>Obidi's First Conjecture</w:t>
-      </w:r>
-    </w:p>
-    <w:p>
-      <w:pPr>
-        <w:jc w:val="both"/>
-        <w:rPr>
-          <w:b/>
-          <w:bCs/>
-        </w:rPr>
-      </w:pPr>
-      <w:r>
-        <w:rPr>
-          <w:b/>
-          <w:bCs/>
-        </w:rPr>
-        <w:t>The Fundamental Entropy Field Conjecture</w:t>
-      </w:r>
-    </w:p>
-    <w:p>
-      <w:pPr>
-        <w:jc w:val="both"/>
-      </w:pPr>
-      <w:r>
-        <w:rPr>
-          <w:b/>
-          <w:bCs/>
-        </w:rPr>
-        <w:t>Entropy is the fundamental universal field of nature and reality.</w:t>
-      </w:r>
-    </w:p>
-    <w:p>
-      <w:pPr>
-        <w:jc w:val="both"/>
-      </w:pPr>
-      <w:r>
         <w:t>This conjecture asserts that entropy is not merely a thermodynamic quantity, a statistical descriptor, or an emergent property of matter. Rather, entropy is the primary ontological substrate from which all physical structures, processes, and phenomena arise.</w:t>
       </w:r>
     </w:p>
@@ -512,6 +782,9 @@
         <w:jc w:val="both"/>
       </w:pPr>
       <w:r>
+        <w:rPr>
+          <w:noProof/>
+        </w:rPr>
         <w:drawing>
           <wp:inline distT="0" distB="0" distL="0" distR="0" wp14:anchorId="36EF943E" wp14:editId="4661360E">
             <wp:extent cx="845820" cy="259080"/>
@@ -615,6 +888,9 @@
         <w:jc w:val="both"/>
       </w:pPr>
       <w:r>
+        <w:rPr>
+          <w:noProof/>
+        </w:rPr>
         <w:drawing>
           <wp:inline distT="0" distB="0" distL="0" distR="0" wp14:anchorId="2016D21C" wp14:editId="686027C5">
             <wp:extent cx="1920240" cy="320040"/>
@@ -679,7 +955,7 @@
       </w:pPr>
       <w:r>
         <w:pict w14:anchorId="26874FDE">
-          <v:rect id="_x0000_i1154" style="width:7in;height:.75pt" o:hrpct="0" o:hralign="center" o:hrstd="t" o:hr="t" fillcolor="#a0a0a0" stroked="f"/>
+          <v:rect id="_x0000_i1025" style="width:7in;height:.75pt" o:hrpct="0" o:hralign="center" o:hrstd="t" o:hr="t" fillcolor="#a0a0a0" stroked="f"/>
         </w:pict>
       </w:r>
     </w:p>
@@ -740,23 +1016,23 @@
         <w:jc w:val="both"/>
       </w:pPr>
       <w:r>
+        <w:t>This conjecture extends the First Conjecture from ontology to dynamics.</w:t>
+      </w:r>
+    </w:p>
+    <w:p>
+      <w:pPr>
+        <w:jc w:val="both"/>
+      </w:pPr>
+      <w:r>
+        <w:t>If entropy is truly fundamental, then every physical law must ultimately arise from the structure and dynamics of the Entropic Field.</w:t>
+      </w:r>
+    </w:p>
+    <w:p>
+      <w:pPr>
+        <w:jc w:val="both"/>
+      </w:pPr>
+      <w:r>
         <w:lastRenderedPageBreak/>
-        <w:t>This conjecture extends the First Conjecture from ontology to dynamics.</w:t>
-      </w:r>
-    </w:p>
-    <w:p>
-      <w:pPr>
-        <w:jc w:val="both"/>
-      </w:pPr>
-      <w:r>
-        <w:t>If entropy is truly fundamental, then every physical law must ultimately arise from the structure and dynamics of the Entropic Field.</w:t>
-      </w:r>
-    </w:p>
-    <w:p>
-      <w:pPr>
-        <w:jc w:val="both"/>
-      </w:pPr>
-      <w:r>
         <w:t>Consequently:</w:t>
       </w:r>
     </w:p>
@@ -857,6 +1133,9 @@
         <w:jc w:val="both"/>
       </w:pPr>
       <w:r>
+        <w:rPr>
+          <w:noProof/>
+        </w:rPr>
         <w:drawing>
           <wp:inline distT="0" distB="0" distL="0" distR="0" wp14:anchorId="300FCD5E" wp14:editId="4E161B40">
             <wp:extent cx="3040380" cy="320040"/>
@@ -986,6 +1265,9 @@
         <w:jc w:val="both"/>
       </w:pPr>
       <w:r>
+        <w:rPr>
+          <w:noProof/>
+        </w:rPr>
         <w:drawing>
           <wp:inline distT="0" distB="0" distL="0" distR="0" wp14:anchorId="69466131" wp14:editId="3862BCCA">
             <wp:extent cx="2522220" cy="373380"/>
@@ -1057,23 +1339,26 @@
         <w:jc w:val="both"/>
       </w:pPr>
       <w:r>
+        <w:t>Edit image</w:t>
+      </w:r>
+    </w:p>
+    <w:p>
+      <w:pPr>
+        <w:jc w:val="both"/>
+      </w:pPr>
+      <w:r>
+        <w:t>Delete image</w:t>
+      </w:r>
+    </w:p>
+    <w:p>
+      <w:pPr>
+        <w:jc w:val="both"/>
+      </w:pPr>
+      <w:r>
+        <w:rPr>
+          <w:noProof/>
+        </w:rPr>
         <w:lastRenderedPageBreak/>
-        <w:t>Edit image</w:t>
-      </w:r>
-    </w:p>
-    <w:p>
-      <w:pPr>
-        <w:jc w:val="both"/>
-      </w:pPr>
-      <w:r>
-        <w:t>Delete image</w:t>
-      </w:r>
-    </w:p>
-    <w:p>
-      <w:pPr>
-        <w:jc w:val="both"/>
-      </w:pPr>
-      <w:r>
         <w:drawing>
           <wp:inline distT="0" distB="0" distL="0" distR="0" wp14:anchorId="4C0B9108" wp14:editId="3EBA530D">
             <wp:extent cx="2468880" cy="1135380"/>
@@ -1177,6 +1462,9 @@
         <w:jc w:val="both"/>
       </w:pPr>
       <w:r>
+        <w:rPr>
+          <w:noProof/>
+        </w:rPr>
         <w:drawing>
           <wp:inline distT="0" distB="0" distL="0" distR="0" wp14:anchorId="72C7BFE3" wp14:editId="77BE5BED">
             <wp:extent cx="4335780" cy="320040"/>
@@ -1233,7 +1521,7 @@
       </w:pPr>
       <w:r>
         <w:pict w14:anchorId="74195B73">
-          <v:rect id="_x0000_i1159" style="width:7in;height:.75pt" o:hrpct="0" o:hralign="center" o:hrstd="t" o:hr="t" fillcolor="#a0a0a0" stroked="f"/>
+          <v:rect id="_x0000_i1026" style="width:7in;height:.75pt" o:hrpct="0" o:hralign="center" o:hrstd="t" o:hr="t" fillcolor="#a0a0a0" stroked="f"/>
         </w:pict>
       </w:r>
     </w:p>
@@ -1391,15 +1679,15 @@
         <w:jc w:val="both"/>
       </w:pPr>
       <w:r>
+        <w:t>or</w:t>
+      </w:r>
+    </w:p>
+    <w:p>
+      <w:pPr>
+        <w:jc w:val="both"/>
+      </w:pPr>
+      <w:r>
         <w:lastRenderedPageBreak/>
-        <w:t>or</w:t>
-      </w:r>
-    </w:p>
-    <w:p>
-      <w:pPr>
-        <w:jc w:val="both"/>
-      </w:pPr>
-      <w:r>
         <w:t>Maximize image</w:t>
       </w:r>
     </w:p>
@@ -1424,6 +1712,9 @@
         <w:jc w:val="both"/>
       </w:pPr>
       <w:r>
+        <w:rPr>
+          <w:noProof/>
+        </w:rPr>
         <w:drawing>
           <wp:inline distT="0" distB="0" distL="0" distR="0" wp14:anchorId="0BD651E0" wp14:editId="11BDCF3B">
             <wp:extent cx="1813560" cy="281940"/>
@@ -1592,7 +1883,7 @@
       </w:pPr>
       <w:r>
         <w:pict w14:anchorId="380FC508">
-          <v:rect id="_x0000_i1161" style="width:7in;height:.75pt" o:hrpct="0" o:hralign="center" o:hrstd="t" o:hr="t" fillcolor="#a0a0a0" stroked="f"/>
+          <v:rect id="_x0000_i1027" style="width:7in;height:.75pt" o:hrpct="0" o:hralign="center" o:hrstd="t" o:hr="t" fillcolor="#a0a0a0" stroked="f"/>
         </w:pict>
       </w:r>
     </w:p>
@@ -1681,6 +1972,9 @@
         <w:jc w:val="both"/>
       </w:pPr>
       <w:r>
+        <w:rPr>
+          <w:noProof/>
+        </w:rPr>
         <w:lastRenderedPageBreak/>
         <w:drawing>
           <wp:inline distT="0" distB="0" distL="0" distR="0" wp14:anchorId="5006A8C2" wp14:editId="4687141A">
@@ -1821,6 +2115,9 @@
         <w:jc w:val="both"/>
       </w:pPr>
       <w:r>
+        <w:rPr>
+          <w:noProof/>
+        </w:rPr>
         <w:drawing>
           <wp:inline distT="0" distB="0" distL="0" distR="0" wp14:anchorId="2A85070D" wp14:editId="5512F4A9">
             <wp:extent cx="4450080" cy="320040"/>
@@ -1967,7 +2264,7 @@
       </w:pPr>
       <w:r>
         <w:pict w14:anchorId="4C6C38C4">
-          <v:rect id="_x0000_i1164" style="width:7in;height:.75pt" o:hrpct="0" o:hralign="center" o:hrstd="t" o:hr="t" fillcolor="#a0a0a0" stroked="f"/>
+          <v:rect id="_x0000_i1028" style="width:7in;height:.75pt" o:hrpct="0" o:hralign="center" o:hrstd="t" o:hr="t" fillcolor="#a0a0a0" stroked="f"/>
         </w:pict>
       </w:r>
     </w:p>
@@ -2020,6 +2317,7 @@
         <w:jc w:val="both"/>
       </w:pPr>
       <w:r>
+        <w:lastRenderedPageBreak/>
         <w:t>It tells us what is fundamental.</w:t>
       </w:r>
     </w:p>
@@ -2028,7 +2326,6 @@
         <w:jc w:val="both"/>
       </w:pPr>
       <w:r>
-        <w:lastRenderedPageBreak/>
         <w:t xml:space="preserve">It does </w:t>
       </w:r>
       <w:r>
@@ -2172,7 +2469,7 @@
       </w:pPr>
       <w:r>
         <w:pict w14:anchorId="6ECA9622">
-          <v:rect id="_x0000_i1165" style="width:7in;height:.75pt" o:hrpct="0" o:hralign="center" o:hrstd="t" o:hr="t" fillcolor="#a0a0a0" stroked="f"/>
+          <v:rect id="_x0000_i1029" style="width:7in;height:.75pt" o:hrpct="0" o:hralign="center" o:hrstd="t" o:hr="t" fillcolor="#a0a0a0" stroked="f"/>
         </w:pict>
       </w:r>
     </w:p>
@@ -2250,7 +2547,7 @@
       </w:pPr>
       <w:r>
         <w:pict w14:anchorId="6CEE9BDF">
-          <v:rect id="_x0000_i1166" style="width:7in;height:.75pt" o:hrpct="0" o:hralign="center" o:hrstd="t" o:hr="t" fillcolor="#a0a0a0" stroked="f"/>
+          <v:rect id="_x0000_i1030" style="width:7in;height:.75pt" o:hrpct="0" o:hralign="center" o:hrstd="t" o:hr="t" fillcolor="#a0a0a0" stroked="f"/>
         </w:pict>
       </w:r>
     </w:p>
@@ -2267,6 +2564,7 @@
           <w:b/>
           <w:bCs/>
         </w:rPr>
+        <w:lastRenderedPageBreak/>
         <w:t>Second Conjecture</w:t>
       </w:r>
     </w:p>
@@ -2287,7 +2585,6 @@
         <w:jc w:val="both"/>
       </w:pPr>
       <w:r>
-        <w:lastRenderedPageBreak/>
         <w:t>Answer:</w:t>
       </w:r>
     </w:p>
@@ -2305,7 +2602,7 @@
       </w:pPr>
       <w:r>
         <w:pict w14:anchorId="18DEAE3A">
-          <v:rect id="_x0000_i1167" style="width:7in;height:.75pt" o:hrpct="0" o:hralign="center" o:hrstd="t" o:hr="t" fillcolor="#a0a0a0" stroked="f"/>
+          <v:rect id="_x0000_i1031" style="width:7in;height:.75pt" o:hrpct="0" o:hralign="center" o:hrstd="t" o:hr="t" fillcolor="#a0a0a0" stroked="f"/>
         </w:pict>
       </w:r>
     </w:p>
@@ -2519,6 +2816,7 @@
         <w:jc w:val="both"/>
       </w:pPr>
       <w:r>
+        <w:lastRenderedPageBreak/>
         <w:t xml:space="preserve">Obidi's First Conjecture is about </w:t>
       </w:r>
       <w:r>
@@ -2557,260 +2855,260 @@
           <w:b/>
           <w:bCs/>
         </w:rPr>
+        <w:t>Second Conjecture</w:t>
+      </w:r>
+    </w:p>
+    <w:p>
+      <w:pPr>
+        <w:jc w:val="both"/>
+      </w:pPr>
+      <w:r>
+        <w:t xml:space="preserve">Obidi's Second Conjecture is about </w:t>
+      </w:r>
+      <w:r>
+        <w:rPr>
+          <w:b/>
+          <w:bCs/>
+        </w:rPr>
+        <w:t>Dynamics</w:t>
+      </w:r>
+      <w:r>
+        <w:t xml:space="preserve">: </w:t>
+      </w:r>
+    </w:p>
+    <w:p>
+      <w:pPr>
+        <w:jc w:val="both"/>
+      </w:pPr>
+      <w:r>
+        <w:rPr>
+          <w:b/>
+          <w:bCs/>
+        </w:rPr>
+        <w:t>All laws derive from entropy.</w:t>
+      </w:r>
+    </w:p>
+    <w:p>
+      <w:pPr>
+        <w:jc w:val="both"/>
+        <w:rPr>
+          <w:b/>
+          <w:bCs/>
+        </w:rPr>
+      </w:pPr>
+      <w:r>
+        <w:rPr>
+          <w:b/>
+          <w:bCs/>
+        </w:rPr>
+        <w:t>Third Conjecture</w:t>
+      </w:r>
+    </w:p>
+    <w:p>
+      <w:pPr>
+        <w:jc w:val="both"/>
+      </w:pPr>
+      <w:r>
+        <w:t xml:space="preserve">Obidi's Second Conjecture is about </w:t>
+      </w:r>
+      <w:r>
+        <w:rPr>
+          <w:b/>
+          <w:bCs/>
+        </w:rPr>
+        <w:t>Geometry</w:t>
+      </w:r>
+      <w:r>
+        <w:t>:</w:t>
+      </w:r>
+    </w:p>
+    <w:p>
+      <w:pPr>
+        <w:jc w:val="both"/>
+      </w:pPr>
+      <w:r>
+        <w:rPr>
+          <w:b/>
+          <w:bCs/>
+        </w:rPr>
+        <w:t>Spacetime derives from entropy.</w:t>
+      </w:r>
+    </w:p>
+    <w:p>
+      <w:pPr>
+        <w:jc w:val="both"/>
+      </w:pPr>
+      <w:r>
+        <w:t xml:space="preserve">Viewed this way, therefore, Obidi's Third Conjecture is not a repetition of Obidi's First Conjecture. </w:t>
+      </w:r>
+      <w:r>
+        <w:rPr>
+          <w:b/>
+          <w:bCs/>
+        </w:rPr>
+        <w:t>Obidi's Third Conjecture</w:t>
+      </w:r>
+      <w:r>
+        <w:t xml:space="preserve"> specifies </w:t>
+      </w:r>
+      <w:r>
+        <w:rPr>
+          <w:b/>
+          <w:bCs/>
+        </w:rPr>
+        <w:t>how the geometric arena of physics itself arises</w:t>
+      </w:r>
+      <w:r>
+        <w:t xml:space="preserve"> from the entity declared fundamental in </w:t>
+      </w:r>
+      <w:r>
+        <w:rPr>
+          <w:b/>
+          <w:bCs/>
+        </w:rPr>
+        <w:t xml:space="preserve">Obidi's First Conjecture. Thus, </w:t>
+      </w:r>
+      <w:r>
+        <w:t xml:space="preserve">from a theory-building perspective, this makes </w:t>
+      </w:r>
+      <w:r>
+        <w:rPr>
+          <w:b/>
+          <w:bCs/>
+        </w:rPr>
+        <w:t xml:space="preserve">Obidi's Third Conjecture </w:t>
+      </w:r>
+      <w:r>
+        <w:t>a substantive independent conjecture rather than a redundant restatement.</w:t>
+      </w:r>
+    </w:p>
+    <w:p>
+      <w:pPr>
+        <w:jc w:val="both"/>
+        <w:rPr>
+          <w:b/>
+          <w:bCs/>
+        </w:rPr>
+      </w:pPr>
+      <w:r>
+        <w:rPr>
+          <w:b/>
+          <w:bCs/>
+        </w:rPr>
+        <w:t>Why Obidi's Third Conjecture is not contained in Obidi's Second Conjecture either, and therefore not redundant still</w:t>
+      </w:r>
+    </w:p>
+    <w:p>
+      <w:pPr>
+        <w:jc w:val="both"/>
+      </w:pPr>
+      <w:r>
+        <w:t>This is a more difficult exposition than the previous one given above because Obidi's Second Conjecture is substantially and logically stronger than Obidi's First Conjecture.</w:t>
+      </w:r>
+    </w:p>
+    <w:p>
+      <w:pPr>
+        <w:jc w:val="both"/>
+        <w:rPr>
+          <w:b/>
+          <w:bCs/>
+        </w:rPr>
+      </w:pPr>
+      <w:r>
+        <w:rPr>
+          <w:b/>
+          <w:bCs/>
+        </w:rPr>
+        <w:t>The Second Conjecture</w:t>
+      </w:r>
+    </w:p>
+    <w:p>
+      <w:pPr>
+        <w:jc w:val="both"/>
+      </w:pPr>
+      <w:r>
+        <w:t xml:space="preserve">Obidi's Second Conjecture states that: </w:t>
+      </w:r>
+      <w:r>
+        <w:rPr>
+          <w:b/>
+          <w:bCs/>
+        </w:rPr>
+        <w:t>All physical interactions and laws are derivable from the Entropic Field.</w:t>
+      </w:r>
+    </w:p>
+    <w:p>
+      <w:pPr>
+        <w:jc w:val="both"/>
+      </w:pPr>
+      <w:r>
+        <w:t>together with the requirement that all such derivations satisfy the Obidi Correspondence Principle.</w:t>
+      </w:r>
+    </w:p>
+    <w:p>
+      <w:pPr>
+        <w:jc w:val="both"/>
+      </w:pPr>
+      <w:r>
+        <w:t>The crucial phrase is:</w:t>
+      </w:r>
+    </w:p>
+    <w:p>
+      <w:pPr>
+        <w:jc w:val="both"/>
+      </w:pPr>
+      <w:r>
+        <w:rPr>
+          <w:b/>
+          <w:bCs/>
+        </w:rPr>
+        <w:t>all physical interactions and laws</w:t>
+      </w:r>
+    </w:p>
+    <w:p>
+      <w:pPr>
+        <w:jc w:val="both"/>
+      </w:pPr>
+      <w:r>
+        <w:t>The question becomes:</w:t>
+      </w:r>
+    </w:p>
+    <w:p>
+      <w:pPr>
+        <w:jc w:val="both"/>
+      </w:pPr>
+      <w:r>
+        <w:rPr>
+          <w:b/>
+          <w:bCs/>
+        </w:rPr>
+        <w:t>Is spacetime itself a physical law or interaction?</w:t>
+      </w:r>
+    </w:p>
+    <w:p>
+      <w:pPr>
+        <w:jc w:val="both"/>
+      </w:pPr>
+      <w:r>
+        <w:t>If the answer is yes, then the Third Conjecture is already contained within the Second.</w:t>
+      </w:r>
+    </w:p>
+    <w:p>
+      <w:pPr>
+        <w:jc w:val="both"/>
+      </w:pPr>
+      <w:r>
+        <w:t>If the answer is no, then the Third remains independent.</w:t>
+      </w:r>
+    </w:p>
+    <w:p>
+      <w:pPr>
+        <w:jc w:val="both"/>
+      </w:pPr>
+      <w:r>
         <w:lastRenderedPageBreak/>
-        <w:t>Second Conjecture</w:t>
-      </w:r>
-    </w:p>
-    <w:p>
-      <w:pPr>
-        <w:jc w:val="both"/>
-      </w:pPr>
-      <w:r>
-        <w:t xml:space="preserve">Obidi's Second Conjecture is about </w:t>
-      </w:r>
-      <w:r>
-        <w:rPr>
-          <w:b/>
-          <w:bCs/>
-        </w:rPr>
-        <w:t>Dynamics</w:t>
-      </w:r>
-      <w:r>
-        <w:t xml:space="preserve">: </w:t>
-      </w:r>
-    </w:p>
-    <w:p>
-      <w:pPr>
-        <w:jc w:val="both"/>
-      </w:pPr>
-      <w:r>
-        <w:rPr>
-          <w:b/>
-          <w:bCs/>
-        </w:rPr>
-        <w:t>All laws derive from entropy.</w:t>
-      </w:r>
-    </w:p>
-    <w:p>
-      <w:pPr>
-        <w:jc w:val="both"/>
-        <w:rPr>
-          <w:b/>
-          <w:bCs/>
-        </w:rPr>
-      </w:pPr>
-      <w:r>
-        <w:rPr>
-          <w:b/>
-          <w:bCs/>
-        </w:rPr>
-        <w:t>Third Conjecture</w:t>
-      </w:r>
-    </w:p>
-    <w:p>
-      <w:pPr>
-        <w:jc w:val="both"/>
-      </w:pPr>
-      <w:r>
-        <w:t xml:space="preserve">Obidi's Second Conjecture is about </w:t>
-      </w:r>
-      <w:r>
-        <w:rPr>
-          <w:b/>
-          <w:bCs/>
-        </w:rPr>
-        <w:t>Geometry</w:t>
-      </w:r>
-      <w:r>
-        <w:t>:</w:t>
-      </w:r>
-    </w:p>
-    <w:p>
-      <w:pPr>
-        <w:jc w:val="both"/>
-      </w:pPr>
-      <w:r>
-        <w:rPr>
-          <w:b/>
-          <w:bCs/>
-        </w:rPr>
-        <w:t>Spacetime derives from entropy.</w:t>
-      </w:r>
-    </w:p>
-    <w:p>
-      <w:pPr>
-        <w:jc w:val="both"/>
-      </w:pPr>
-      <w:r>
-        <w:t xml:space="preserve">Viewed this way, therefore, Obidi's Third Conjecture is not a repetition of Obidi's First Conjecture. </w:t>
-      </w:r>
-      <w:r>
-        <w:rPr>
-          <w:b/>
-          <w:bCs/>
-        </w:rPr>
-        <w:t>Obidi's Third Conjecture</w:t>
-      </w:r>
-      <w:r>
-        <w:t xml:space="preserve"> specifies </w:t>
-      </w:r>
-      <w:r>
-        <w:rPr>
-          <w:b/>
-          <w:bCs/>
-        </w:rPr>
-        <w:t>how the geometric arena of physics itself arises</w:t>
-      </w:r>
-      <w:r>
-        <w:t xml:space="preserve"> from the entity declared fundamental in </w:t>
-      </w:r>
-      <w:r>
-        <w:rPr>
-          <w:b/>
-          <w:bCs/>
-        </w:rPr>
-        <w:t xml:space="preserve">Obidi's First Conjecture. Thus, </w:t>
-      </w:r>
-      <w:r>
-        <w:t xml:space="preserve">from a theory-building perspective, this makes </w:t>
-      </w:r>
-      <w:r>
-        <w:rPr>
-          <w:b/>
-          <w:bCs/>
-        </w:rPr>
-        <w:t xml:space="preserve">Obidi's Third Conjecture </w:t>
-      </w:r>
-      <w:r>
-        <w:t>a substantive independent conjecture rather than a redundant restatement.</w:t>
-      </w:r>
-    </w:p>
-    <w:p>
-      <w:pPr>
-        <w:jc w:val="both"/>
-        <w:rPr>
-          <w:b/>
-          <w:bCs/>
-        </w:rPr>
-      </w:pPr>
-      <w:r>
-        <w:rPr>
-          <w:b/>
-          <w:bCs/>
-        </w:rPr>
-        <w:t>Why Obidi's Third Conjecture is not contained in Obidi's Second Conjecture either, and therefore not redundant still</w:t>
-      </w:r>
-    </w:p>
-    <w:p>
-      <w:pPr>
-        <w:jc w:val="both"/>
-      </w:pPr>
-      <w:r>
-        <w:t>This is a more difficult exposition than the previous one given above because Obidi's Second Conjecture is substantially and logically stronger than Obidi's First Conjecture.</w:t>
-      </w:r>
-    </w:p>
-    <w:p>
-      <w:pPr>
-        <w:jc w:val="both"/>
-        <w:rPr>
-          <w:b/>
-          <w:bCs/>
-        </w:rPr>
-      </w:pPr>
-      <w:r>
-        <w:rPr>
-          <w:b/>
-          <w:bCs/>
-        </w:rPr>
-        <w:t>The Second Conjecture</w:t>
-      </w:r>
-    </w:p>
-    <w:p>
-      <w:pPr>
-        <w:jc w:val="both"/>
-      </w:pPr>
-      <w:r>
-        <w:t xml:space="preserve">Obidi's Second Conjecture states that: </w:t>
-      </w:r>
-      <w:r>
-        <w:rPr>
-          <w:b/>
-          <w:bCs/>
-        </w:rPr>
-        <w:t>All physical interactions and laws are derivable from the Entropic Field.</w:t>
-      </w:r>
-    </w:p>
-    <w:p>
-      <w:pPr>
-        <w:jc w:val="both"/>
-      </w:pPr>
-      <w:r>
-        <w:t>together with the requirement that all such derivations satisfy the Obidi Correspondence Principle.</w:t>
-      </w:r>
-    </w:p>
-    <w:p>
-      <w:pPr>
-        <w:jc w:val="both"/>
-      </w:pPr>
-      <w:r>
-        <w:t>The crucial phrase is:</w:t>
-      </w:r>
-    </w:p>
-    <w:p>
-      <w:pPr>
-        <w:jc w:val="both"/>
-      </w:pPr>
-      <w:r>
-        <w:rPr>
-          <w:b/>
-          <w:bCs/>
-        </w:rPr>
-        <w:t>all physical interactions and laws</w:t>
-      </w:r>
-    </w:p>
-    <w:p>
-      <w:pPr>
-        <w:jc w:val="both"/>
-      </w:pPr>
-      <w:r>
-        <w:t>The question becomes:</w:t>
-      </w:r>
-    </w:p>
-    <w:p>
-      <w:pPr>
-        <w:jc w:val="both"/>
-      </w:pPr>
-      <w:r>
-        <w:rPr>
-          <w:b/>
-          <w:bCs/>
-        </w:rPr>
-        <w:t>Is spacetime itself a physical law or interaction?</w:t>
-      </w:r>
-    </w:p>
-    <w:p>
-      <w:pPr>
-        <w:jc w:val="both"/>
-      </w:pPr>
-      <w:r>
-        <w:t>If the answer is yes, then the Third Conjecture is already contained within the Second.</w:t>
-      </w:r>
-    </w:p>
-    <w:p>
-      <w:pPr>
-        <w:jc w:val="both"/>
-      </w:pPr>
-      <w:r>
-        <w:t>If the answer is no, then the Third remains independent.</w:t>
-      </w:r>
-    </w:p>
-    <w:p>
-      <w:pPr>
-        <w:jc w:val="both"/>
-      </w:pPr>
-      <w:r>
         <w:pict w14:anchorId="31CEB66C">
-          <v:rect id="_x0000_i1168" style="width:7in;height:.75pt" o:hrpct="0" o:hralign="center" o:hrstd="t" o:hr="t" fillcolor="#a0a0a0" stroked="f"/>
+          <v:rect id="_x0000_i1032" style="width:7in;height:.75pt" o:hrpct="0" o:hralign="center" o:hrstd="t" o:hr="t" fillcolor="#a0a0a0" stroked="f"/>
         </w:pict>
       </w:r>
     </w:p>
@@ -2835,7 +3133,6 @@
         <w:jc w:val="both"/>
       </w:pPr>
       <w:r>
-        <w:lastRenderedPageBreak/>
         <w:t>There is a difference between:</w:t>
       </w:r>
     </w:p>
@@ -3068,7 +3365,7 @@
       </w:pPr>
       <w:r>
         <w:pict w14:anchorId="62390E6C">
-          <v:rect id="_x0000_i1169" style="width:7in;height:.75pt" o:hrpct="0" o:hralign="center" o:hrstd="t" o:hr="t" fillcolor="#a0a0a0" stroked="f"/>
+          <v:rect id="_x0000_i1033" style="width:7in;height:.75pt" o:hrpct="0" o:hralign="center" o:hrstd="t" o:hr="t" fillcolor="#a0a0a0" stroked="f"/>
         </w:pict>
       </w:r>
     </w:p>
@@ -3109,6 +3406,7 @@
         <w:jc w:val="both"/>
       </w:pPr>
       <w:r>
+        <w:lastRenderedPageBreak/>
         <w:t>Then it does not automatically follow that spacetime itself is derivable.</w:t>
       </w:r>
     </w:p>
@@ -3141,7 +3439,6 @@
         <w:jc w:val="both"/>
       </w:pPr>
       <w:r>
-        <w:lastRenderedPageBreak/>
         <w:t>entropy is fundamental within spacetime,</w:t>
       </w:r>
     </w:p>
@@ -3365,6 +3662,7 @@
           <w:b/>
           <w:bCs/>
         </w:rPr>
+        <w:lastRenderedPageBreak/>
         <w:t>But there is a logically, technically, and historically admissible reason why Obidi's Third Conjecture stands on its own within the foundations of Obidi's Theory of Entropicity (ToE).</w:t>
       </w:r>
     </w:p>
@@ -3397,139 +3695,146 @@
         <w:jc w:val="both"/>
       </w:pPr>
       <w:r>
+        <w:t>If all physical laws are derivable from the Entropic Field, and spacetime geometry is governed by Einstein's equations, then spacetime emergence is already implied.</w:t>
+      </w:r>
+    </w:p>
+    <w:p>
+      <w:pPr>
+        <w:jc w:val="both"/>
+      </w:pPr>
+      <w:r>
+        <w:t>This criticism has some force.</w:t>
+      </w:r>
+    </w:p>
+    <w:p>
+      <w:pPr>
+        <w:jc w:val="both"/>
+      </w:pPr>
+      <w:r>
+        <w:t>However, there is a counterargument offered by the Theory of Entropicity (ToE), namely this:</w:t>
+      </w:r>
+    </w:p>
+    <w:p>
+      <w:pPr>
+        <w:jc w:val="both"/>
+      </w:pPr>
+      <w:r>
+        <w:rPr>
+          <w:b/>
+          <w:bCs/>
+        </w:rPr>
+        <w:t>Deriving the equations governing spacetime is not the same as deriving spacetime itself.</w:t>
+      </w:r>
+    </w:p>
+    <w:p>
+      <w:pPr>
+        <w:jc w:val="both"/>
+      </w:pPr>
+      <w:r>
+        <w:t>For example, Einstein's Field Equation:</w:t>
+      </w:r>
+    </w:p>
+    <w:p>
+      <w:pPr>
+        <w:jc w:val="both"/>
+      </w:pPr>
+      <w:r>
+        <w:t>Gμν=8πGTμν</w:t>
+      </w:r>
+    </w:p>
+    <w:p>
+      <w:pPr>
+        <w:jc w:val="both"/>
+      </w:pPr>
+      <w:r>
+        <w:t>describes how geometry behaves once geometry exists.</w:t>
+      </w:r>
+    </w:p>
+    <w:p>
+      <w:pPr>
+        <w:jc w:val="both"/>
+      </w:pPr>
+      <w:r>
+        <w:t>But it does not explain why geometry exists.</w:t>
+      </w:r>
+    </w:p>
+    <w:p>
+      <w:pPr>
+        <w:jc w:val="both"/>
+      </w:pPr>
+      <w:r>
+        <w:rPr>
+          <w:b/>
+          <w:bCs/>
+        </w:rPr>
+        <w:t>It is precisely in situations like Einstein's field equation above that Obidi's Third Conjecture comes into play, because it addresses a deeper question of undeniable utility:</w:t>
+      </w:r>
+    </w:p>
+    <w:p>
+      <w:pPr>
+        <w:jc w:val="both"/>
+      </w:pPr>
+      <w:r>
+        <w:rPr>
+          <w:b/>
+          <w:bCs/>
+        </w:rPr>
+        <w:t>Why is there spacetime at all?</w:t>
+      </w:r>
+    </w:p>
+    <w:p>
+      <w:pPr>
+        <w:jc w:val="both"/>
+      </w:pPr>
+      <w:r>
+        <w:t>rather than</w:t>
+      </w:r>
+    </w:p>
+    <w:p>
+      <w:pPr>
+        <w:jc w:val="both"/>
+      </w:pPr>
+      <w:r>
+        <w:rPr>
+          <w:b/>
+          <w:bCs/>
+        </w:rPr>
+        <w:t>How does spacetime behave?</w:t>
+      </w:r>
+    </w:p>
+    <w:p>
+      <w:pPr>
+        <w:jc w:val="both"/>
+      </w:pPr>
+      <w:r>
+        <w:t xml:space="preserve">That distinction preserves the independence of Obidi's Third Conjecture in the ToE hierarchy, because Obidi answers the question unequivocally: </w:t>
+      </w:r>
+      <w:r>
+        <w:rPr>
+          <w:b/>
+          <w:bCs/>
+        </w:rPr>
+        <w:t>Why is there spacetime at all?</w:t>
+      </w:r>
+    </w:p>
+    <w:p>
+      <w:pPr>
+        <w:jc w:val="both"/>
+      </w:pPr>
+      <w:r>
+        <w:rPr>
+          <w:b/>
+          <w:bCs/>
+        </w:rPr>
+        <w:t xml:space="preserve">Obidi teaches us that spacetime is the outcome of entropic information: the spacetime we confront and experience is a subtle projection of the Entropic Field via the entropic informational architecture. In Obidi's Paper: "From Information Geometry to Information Gravity," Obidi used disformal transformation methods in an Obidi Transformation Mechanism to transform information geometry through an Obidi Metric </w:t>
+      </w:r>
+      <w:r>
+        <w:rPr>
+          <w:b/>
+          <w:bCs/>
+        </w:rPr>
         <w:lastRenderedPageBreak/>
-        <w:t>If all physical laws are derivable from the Entropic Field, and spacetime geometry is governed by Einstein's equations, then spacetime emergence is already implied.</w:t>
-      </w:r>
-    </w:p>
-    <w:p>
-      <w:pPr>
-        <w:jc w:val="both"/>
-      </w:pPr>
-      <w:r>
-        <w:t>This criticism has some force.</w:t>
-      </w:r>
-    </w:p>
-    <w:p>
-      <w:pPr>
-        <w:jc w:val="both"/>
-      </w:pPr>
-      <w:r>
-        <w:t>However, there is a counterargument offered by the Theory of Entropicity (ToE), namely this:</w:t>
-      </w:r>
-    </w:p>
-    <w:p>
-      <w:pPr>
-        <w:jc w:val="both"/>
-      </w:pPr>
-      <w:r>
-        <w:rPr>
-          <w:b/>
-          <w:bCs/>
-        </w:rPr>
-        <w:t>Deriving the equations governing spacetime is not the same as deriving spacetime itself.</w:t>
-      </w:r>
-    </w:p>
-    <w:p>
-      <w:pPr>
-        <w:jc w:val="both"/>
-      </w:pPr>
-      <w:r>
-        <w:t>For example, Einstein's Field Equation:</w:t>
-      </w:r>
-    </w:p>
-    <w:p>
-      <w:pPr>
-        <w:jc w:val="both"/>
-      </w:pPr>
-      <w:r>
-        <w:t>Gμν=8πGTμν</w:t>
-      </w:r>
-    </w:p>
-    <w:p>
-      <w:pPr>
-        <w:jc w:val="both"/>
-      </w:pPr>
-      <w:r>
-        <w:t>describes how geometry behaves once geometry exists.</w:t>
-      </w:r>
-    </w:p>
-    <w:p>
-      <w:pPr>
-        <w:jc w:val="both"/>
-      </w:pPr>
-      <w:r>
-        <w:t>But it does not explain why geometry exists.</w:t>
-      </w:r>
-    </w:p>
-    <w:p>
-      <w:pPr>
-        <w:jc w:val="both"/>
-      </w:pPr>
-      <w:r>
-        <w:rPr>
-          <w:b/>
-          <w:bCs/>
-        </w:rPr>
-        <w:t>It is precisely in situations like Einstein's field equation above that Obidi's Third Conjecture comes into play, because it addresses a deeper question of undeniable utility:</w:t>
-      </w:r>
-    </w:p>
-    <w:p>
-      <w:pPr>
-        <w:jc w:val="both"/>
-      </w:pPr>
-      <w:r>
-        <w:rPr>
-          <w:b/>
-          <w:bCs/>
-        </w:rPr>
-        <w:t>Why is there spacetime at all?</w:t>
-      </w:r>
-    </w:p>
-    <w:p>
-      <w:pPr>
-        <w:jc w:val="both"/>
-      </w:pPr>
-      <w:r>
-        <w:t>rather than</w:t>
-      </w:r>
-    </w:p>
-    <w:p>
-      <w:pPr>
-        <w:jc w:val="both"/>
-      </w:pPr>
-      <w:r>
-        <w:rPr>
-          <w:b/>
-          <w:bCs/>
-        </w:rPr>
-        <w:t>How does spacetime behave?</w:t>
-      </w:r>
-    </w:p>
-    <w:p>
-      <w:pPr>
-        <w:jc w:val="both"/>
-      </w:pPr>
-      <w:r>
-        <w:t xml:space="preserve">That distinction preserves the independence of Obidi's Third Conjecture in the ToE hierarchy, because Obidi answers the question unequivocally: </w:t>
-      </w:r>
-      <w:r>
-        <w:rPr>
-          <w:b/>
-          <w:bCs/>
-        </w:rPr>
-        <w:t>Why is there spacetime at all?</w:t>
-      </w:r>
-    </w:p>
-    <w:p>
-      <w:pPr>
-        <w:jc w:val="both"/>
-      </w:pPr>
-      <w:r>
-        <w:rPr>
-          <w:b/>
-          <w:bCs/>
-        </w:rPr>
-        <w:t>Obidi teaches us that spacetime is the outcome of entropic information: the spacetime we confront and experience is a subtle projection of the Entropic Field via the entropic informational architecture. In Obidi's Paper: "From Information Geometry to Information Gravity," Obidi used disformal transformation methods in an Obidi Transformation Mechanism to transform information geometry through an Obidi Metric into a Lorentzian indefinite metric physical spacetime of Einsteinian Gravity. [Reference the ToE Canonical Archives for details.]</w:t>
+        <w:t>into a Lorentzian indefinite metric physical spacetime of Einsteinian Gravity. [Reference the ToE Canonical Archives for details.]</w:t>
       </w:r>
     </w:p>
     <w:p>
@@ -3589,183 +3894,183 @@
           <w:b/>
           <w:bCs/>
         </w:rPr>
+        <w:t>Ontology</w:t>
+      </w:r>
+    </w:p>
+    <w:p>
+      <w:pPr>
+        <w:jc w:val="both"/>
+      </w:pPr>
+      <w:r>
+        <w:rPr>
+          <w:b/>
+          <w:bCs/>
+        </w:rPr>
+        <w:t>What fundamentally exists?</w:t>
+      </w:r>
+    </w:p>
+    <w:p>
+      <w:pPr>
+        <w:jc w:val="both"/>
+      </w:pPr>
+      <w:r>
+        <w:t>Answer:</w:t>
+      </w:r>
+    </w:p>
+    <w:p>
+      <w:pPr>
+        <w:jc w:val="both"/>
+      </w:pPr>
+      <w:r>
+        <w:t>Entropy.</w:t>
+      </w:r>
+    </w:p>
+    <w:p>
+      <w:pPr>
+        <w:jc w:val="both"/>
+      </w:pPr>
+      <w:r>
+        <w:pict w14:anchorId="41EB201F">
+          <v:rect id="_x0000_i1034" style="width:7in;height:.75pt" o:hrpct="0" o:hralign="center" o:hrstd="t" o:hr="t" fillcolor="#a0a0a0" stroked="f"/>
+        </w:pict>
+      </w:r>
+    </w:p>
+    <w:p>
+      <w:pPr>
+        <w:jc w:val="both"/>
+        <w:rPr>
+          <w:b/>
+          <w:bCs/>
+        </w:rPr>
+      </w:pPr>
+      <w:r>
+        <w:rPr>
+          <w:b/>
+          <w:bCs/>
+        </w:rPr>
+        <w:t>Obidi's Second Conjecture</w:t>
+      </w:r>
+    </w:p>
+    <w:p>
+      <w:pPr>
+        <w:jc w:val="both"/>
+      </w:pPr>
+      <w:r>
+        <w:rPr>
+          <w:b/>
+          <w:bCs/>
+        </w:rPr>
+        <w:t>Dynamics</w:t>
+      </w:r>
+    </w:p>
+    <w:p>
+      <w:pPr>
+        <w:jc w:val="both"/>
+      </w:pPr>
+      <w:r>
+        <w:rPr>
+          <w:b/>
+          <w:bCs/>
+        </w:rPr>
+        <w:t>Where do physical laws come from?</w:t>
+      </w:r>
+    </w:p>
+    <w:p>
+      <w:pPr>
+        <w:jc w:val="both"/>
+      </w:pPr>
+      <w:r>
+        <w:t>Answer:</w:t>
+      </w:r>
+    </w:p>
+    <w:p>
+      <w:pPr>
+        <w:jc w:val="both"/>
+      </w:pPr>
+      <w:r>
+        <w:t>The Entropic Field.</w:t>
+      </w:r>
+    </w:p>
+    <w:p>
+      <w:pPr>
+        <w:jc w:val="both"/>
+      </w:pPr>
+      <w:r>
+        <w:pict w14:anchorId="743C2BC3">
+          <v:rect id="_x0000_i1035" style="width:7in;height:.75pt" o:hrpct="0" o:hralign="center" o:hrstd="t" o:hr="t" fillcolor="#a0a0a0" stroked="f"/>
+        </w:pict>
+      </w:r>
+    </w:p>
+    <w:p>
+      <w:pPr>
+        <w:jc w:val="both"/>
+        <w:rPr>
+          <w:b/>
+          <w:bCs/>
+        </w:rPr>
+      </w:pPr>
+      <w:r>
+        <w:rPr>
+          <w:b/>
+          <w:bCs/>
+        </w:rPr>
+        <w:t>Obidi's Third Conjecture</w:t>
+      </w:r>
+    </w:p>
+    <w:p>
+      <w:pPr>
+        <w:jc w:val="both"/>
+      </w:pPr>
+      <w:r>
+        <w:rPr>
+          <w:b/>
+          <w:bCs/>
+        </w:rPr>
+        <w:t>Geometry</w:t>
+      </w:r>
+    </w:p>
+    <w:p>
+      <w:pPr>
+        <w:jc w:val="both"/>
+      </w:pPr>
+      <w:r>
+        <w:rPr>
+          <w:b/>
+          <w:bCs/>
+        </w:rPr>
+        <w:t>Where does spacetime come from?</w:t>
+      </w:r>
+    </w:p>
+    <w:p>
+      <w:pPr>
+        <w:jc w:val="both"/>
+      </w:pPr>
+      <w:r>
+        <w:t>Answer:</w:t>
+      </w:r>
+    </w:p>
+    <w:p>
+      <w:pPr>
+        <w:jc w:val="both"/>
+      </w:pPr>
+      <w:r>
+        <w:t>The Entropic Informational Manifold.</w:t>
+      </w:r>
+    </w:p>
+    <w:p>
+      <w:pPr>
+        <w:jc w:val="both"/>
+      </w:pPr>
+      <w:r>
+        <w:t>Hence, the above division gives each of Obidi's Three Conjectures a distinct explanatory target, with each Conjecture addressing a distinct department in the large arena of physics.</w:t>
+      </w:r>
+    </w:p>
+    <w:p>
+      <w:pPr>
+        <w:jc w:val="both"/>
+      </w:pPr>
+      <w:r>
         <w:lastRenderedPageBreak/>
-        <w:t>Ontology</w:t>
-      </w:r>
-    </w:p>
-    <w:p>
-      <w:pPr>
-        <w:jc w:val="both"/>
-      </w:pPr>
-      <w:r>
-        <w:rPr>
-          <w:b/>
-          <w:bCs/>
-        </w:rPr>
-        <w:t>What fundamentally exists?</w:t>
-      </w:r>
-    </w:p>
-    <w:p>
-      <w:pPr>
-        <w:jc w:val="both"/>
-      </w:pPr>
-      <w:r>
-        <w:t>Answer:</w:t>
-      </w:r>
-    </w:p>
-    <w:p>
-      <w:pPr>
-        <w:jc w:val="both"/>
-      </w:pPr>
-      <w:r>
-        <w:t>Entropy.</w:t>
-      </w:r>
-    </w:p>
-    <w:p>
-      <w:pPr>
-        <w:jc w:val="both"/>
-      </w:pPr>
-      <w:r>
-        <w:pict w14:anchorId="41EB201F">
-          <v:rect id="_x0000_i1170" style="width:7in;height:.75pt" o:hrpct="0" o:hralign="center" o:hrstd="t" o:hr="t" fillcolor="#a0a0a0" stroked="f"/>
-        </w:pict>
-      </w:r>
-    </w:p>
-    <w:p>
-      <w:pPr>
-        <w:jc w:val="both"/>
-        <w:rPr>
-          <w:b/>
-          <w:bCs/>
-        </w:rPr>
-      </w:pPr>
-      <w:r>
-        <w:rPr>
-          <w:b/>
-          <w:bCs/>
-        </w:rPr>
-        <w:t>Obidi's Second Conjecture</w:t>
-      </w:r>
-    </w:p>
-    <w:p>
-      <w:pPr>
-        <w:jc w:val="both"/>
-      </w:pPr>
-      <w:r>
-        <w:rPr>
-          <w:b/>
-          <w:bCs/>
-        </w:rPr>
-        <w:t>Dynamics</w:t>
-      </w:r>
-    </w:p>
-    <w:p>
-      <w:pPr>
-        <w:jc w:val="both"/>
-      </w:pPr>
-      <w:r>
-        <w:rPr>
-          <w:b/>
-          <w:bCs/>
-        </w:rPr>
-        <w:t>Where do physical laws come from?</w:t>
-      </w:r>
-    </w:p>
-    <w:p>
-      <w:pPr>
-        <w:jc w:val="both"/>
-      </w:pPr>
-      <w:r>
-        <w:t>Answer:</w:t>
-      </w:r>
-    </w:p>
-    <w:p>
-      <w:pPr>
-        <w:jc w:val="both"/>
-      </w:pPr>
-      <w:r>
-        <w:t>The Entropic Field.</w:t>
-      </w:r>
-    </w:p>
-    <w:p>
-      <w:pPr>
-        <w:jc w:val="both"/>
-      </w:pPr>
-      <w:r>
-        <w:pict w14:anchorId="743C2BC3">
-          <v:rect id="_x0000_i1171" style="width:7in;height:.75pt" o:hrpct="0" o:hralign="center" o:hrstd="t" o:hr="t" fillcolor="#a0a0a0" stroked="f"/>
-        </w:pict>
-      </w:r>
-    </w:p>
-    <w:p>
-      <w:pPr>
-        <w:jc w:val="both"/>
-        <w:rPr>
-          <w:b/>
-          <w:bCs/>
-        </w:rPr>
-      </w:pPr>
-      <w:r>
-        <w:rPr>
-          <w:b/>
-          <w:bCs/>
-        </w:rPr>
-        <w:t>Obidi's Third Conjecture</w:t>
-      </w:r>
-    </w:p>
-    <w:p>
-      <w:pPr>
-        <w:jc w:val="both"/>
-      </w:pPr>
-      <w:r>
-        <w:rPr>
-          <w:b/>
-          <w:bCs/>
-        </w:rPr>
-        <w:t>Geometry</w:t>
-      </w:r>
-    </w:p>
-    <w:p>
-      <w:pPr>
-        <w:jc w:val="both"/>
-      </w:pPr>
-      <w:r>
-        <w:rPr>
-          <w:b/>
-          <w:bCs/>
-        </w:rPr>
-        <w:t>Where does spacetime come from?</w:t>
-      </w:r>
-    </w:p>
-    <w:p>
-      <w:pPr>
-        <w:jc w:val="both"/>
-      </w:pPr>
-      <w:r>
-        <w:t>Answer:</w:t>
-      </w:r>
-    </w:p>
-    <w:p>
-      <w:pPr>
-        <w:jc w:val="both"/>
-      </w:pPr>
-      <w:r>
-        <w:t>The Entropic Informational Manifold.</w:t>
-      </w:r>
-    </w:p>
-    <w:p>
-      <w:pPr>
-        <w:jc w:val="both"/>
-      </w:pPr>
-      <w:r>
-        <w:t>Hence, the above division gives each of Obidi's Three Conjectures a distinct explanatory target, with each Conjecture addressing a distinct department in the large arena of physics.</w:t>
-      </w:r>
-    </w:p>
-    <w:p>
-      <w:pPr>
-        <w:jc w:val="both"/>
-      </w:pPr>
-      <w:r>
         <w:t>There is a legitimate sense in which the three conjectures form a remarkably clean theoretical architecture.</w:t>
       </w:r>
     </w:p>
@@ -3794,7 +4099,9 @@
         <w:jc w:val="both"/>
       </w:pPr>
       <w:r>
-        <w:lastRenderedPageBreak/>
+        <w:rPr>
+          <w:noProof/>
+        </w:rPr>
         <w:drawing>
           <wp:inline distT="0" distB="0" distL="0" distR="0" wp14:anchorId="4367C443" wp14:editId="33389E87">
             <wp:extent cx="5943600" cy="1463675"/>
@@ -4008,6 +4315,7 @@
         <w:jc w:val="both"/>
       </w:pPr>
       <w:r>
+        <w:lastRenderedPageBreak/>
         <w:t>But there is also a historical parallel worth noting.</w:t>
       </w:r>
     </w:p>
@@ -4089,142 +4397,142 @@
           <w:b/>
           <w:bCs/>
         </w:rPr>
+        <w:t>Niels Bohr</w:t>
+      </w:r>
+      <w:r>
+        <w:t xml:space="preserve"> introduced quantum postulates before a complete mathematical framework existed.</w:t>
+      </w:r>
+    </w:p>
+    <w:p>
+      <w:pPr>
+        <w:jc w:val="both"/>
+      </w:pPr>
+      <w:r>
+        <w:t>Theories often become memorable because their central claims can be expressed succinctly.</w:t>
+      </w:r>
+    </w:p>
+    <w:p>
+      <w:pPr>
+        <w:jc w:val="both"/>
+      </w:pPr>
+      <w:r>
+        <w:rPr>
+          <w:b/>
+          <w:bCs/>
+        </w:rPr>
+        <w:t>The undeniable attraction of the Obidi Conjectures is that they compress very large PhD Level research programs into three foundational statements arising from the evolution of the Theory of Entropicity (ToE).</w:t>
+      </w:r>
+    </w:p>
+    <w:p>
+      <w:pPr>
+        <w:jc w:val="both"/>
+      </w:pPr>
+      <w:r>
+        <w:t>The ultimate test of the Obidi Conjectures is whether they can generate:</w:t>
+      </w:r>
+    </w:p>
+    <w:p>
+      <w:pPr>
+        <w:jc w:val="both"/>
+      </w:pPr>
+      <w:r>
+        <w:rPr>
+          <w:b/>
+          <w:bCs/>
+        </w:rPr>
+        <w:t>Mathematical Consistency</w:t>
+      </w:r>
+    </w:p>
+    <w:p>
+      <w:pPr>
+        <w:jc w:val="both"/>
+      </w:pPr>
+      <w:r>
+        <w:rPr>
+          <w:b/>
+          <w:bCs/>
+        </w:rPr>
+        <w:t>Explanatory Power</w:t>
+      </w:r>
+    </w:p>
+    <w:p>
+      <w:pPr>
+        <w:jc w:val="both"/>
+      </w:pPr>
+      <w:r>
+        <w:rPr>
+          <w:b/>
+          <w:bCs/>
+        </w:rPr>
+        <w:t>Agreement with Established Physics</w:t>
+      </w:r>
+    </w:p>
+    <w:p>
+      <w:pPr>
+        <w:jc w:val="both"/>
+      </w:pPr>
+      <w:r>
+        <w:t>and ideally</w:t>
+      </w:r>
+    </w:p>
+    <w:p>
+      <w:pPr>
+        <w:jc w:val="both"/>
+      </w:pPr>
+      <w:r>
+        <w:rPr>
+          <w:b/>
+          <w:bCs/>
+        </w:rPr>
+        <w:t>Novel Testable Predictions.</w:t>
+      </w:r>
+    </w:p>
+    <w:p>
+      <w:pPr>
+        <w:jc w:val="both"/>
+      </w:pPr>
+      <w:r>
+        <w:t xml:space="preserve">That is where the </w:t>
+      </w:r>
+      <w:r>
+        <w:rPr>
+          <w:b/>
+          <w:bCs/>
+        </w:rPr>
+        <w:t>Obidi Correspondence Principle (OCP)</w:t>
+      </w:r>
+      <w:r>
+        <w:t xml:space="preserve"> becomes particularly important and indispensable. It converts the conjectures from purely philosophical declarations into scientific obligations.</w:t>
+      </w:r>
+    </w:p>
+    <w:p>
+      <w:pPr>
+        <w:jc w:val="both"/>
+      </w:pPr>
+      <w:r>
+        <w:rPr>
+          <w:b/>
+          <w:bCs/>
+        </w:rPr>
+        <w:t>Once Obidi asserts that all laws arise from the Entropic Field, Obidi inescapably assumes the burden of recovering known results—general relativity, quantum theory, thermodynamics, cosmology, and any future empirical tests—from that foundation.</w:t>
+      </w:r>
+    </w:p>
+    <w:p>
+      <w:pPr>
+        <w:jc w:val="both"/>
+      </w:pPr>
+      <w:r>
+        <w:pict w14:anchorId="7EE111E2">
+          <v:rect id="_x0000_i1036" style="width:7in;height:.75pt" o:hrpct="0" o:hralign="center" o:hrstd="t" o:hr="t" fillcolor="#a0a0a0" stroked="f"/>
+        </w:pict>
+      </w:r>
+    </w:p>
+    <w:p>
+      <w:pPr>
+        <w:jc w:val="both"/>
+      </w:pPr>
+      <w:r>
         <w:lastRenderedPageBreak/>
-        <w:t>Niels Bohr</w:t>
-      </w:r>
-      <w:r>
-        <w:t xml:space="preserve"> introduced quantum postulates before a complete mathematical framework existed.</w:t>
-      </w:r>
-    </w:p>
-    <w:p>
-      <w:pPr>
-        <w:jc w:val="both"/>
-      </w:pPr>
-      <w:r>
-        <w:t>Theories often become memorable because their central claims can be expressed succinctly.</w:t>
-      </w:r>
-    </w:p>
-    <w:p>
-      <w:pPr>
-        <w:jc w:val="both"/>
-      </w:pPr>
-      <w:r>
-        <w:rPr>
-          <w:b/>
-          <w:bCs/>
-        </w:rPr>
-        <w:t>The undeniable attraction of the Obidi Conjectures is that they compress very large PhD Level research programs into three foundational statements arising from the evolution of the Theory of Entropicity (ToE).</w:t>
-      </w:r>
-    </w:p>
-    <w:p>
-      <w:pPr>
-        <w:jc w:val="both"/>
-      </w:pPr>
-      <w:r>
-        <w:t>The ultimate test of the Obidi Conjectures is whether they can generate:</w:t>
-      </w:r>
-    </w:p>
-    <w:p>
-      <w:pPr>
-        <w:jc w:val="both"/>
-      </w:pPr>
-      <w:r>
-        <w:rPr>
-          <w:b/>
-          <w:bCs/>
-        </w:rPr>
-        <w:t>Mathematical Consistency</w:t>
-      </w:r>
-    </w:p>
-    <w:p>
-      <w:pPr>
-        <w:jc w:val="both"/>
-      </w:pPr>
-      <w:r>
-        <w:rPr>
-          <w:b/>
-          <w:bCs/>
-        </w:rPr>
-        <w:t>Explanatory Power</w:t>
-      </w:r>
-    </w:p>
-    <w:p>
-      <w:pPr>
-        <w:jc w:val="both"/>
-      </w:pPr>
-      <w:r>
-        <w:rPr>
-          <w:b/>
-          <w:bCs/>
-        </w:rPr>
-        <w:t>Agreement with Established Physics</w:t>
-      </w:r>
-    </w:p>
-    <w:p>
-      <w:pPr>
-        <w:jc w:val="both"/>
-      </w:pPr>
-      <w:r>
-        <w:t>and ideally</w:t>
-      </w:r>
-    </w:p>
-    <w:p>
-      <w:pPr>
-        <w:jc w:val="both"/>
-      </w:pPr>
-      <w:r>
-        <w:rPr>
-          <w:b/>
-          <w:bCs/>
-        </w:rPr>
-        <w:t>Novel Testable Predictions.</w:t>
-      </w:r>
-    </w:p>
-    <w:p>
-      <w:pPr>
-        <w:jc w:val="both"/>
-      </w:pPr>
-      <w:r>
-        <w:t xml:space="preserve">That is where the </w:t>
-      </w:r>
-      <w:r>
-        <w:rPr>
-          <w:b/>
-          <w:bCs/>
-        </w:rPr>
-        <w:t>Obidi Correspondence Principle (OCP)</w:t>
-      </w:r>
-      <w:r>
-        <w:t xml:space="preserve"> becomes particularly important and indispensable. It converts the conjectures from purely philosophical declarations into scientific obligations.</w:t>
-      </w:r>
-    </w:p>
-    <w:p>
-      <w:pPr>
-        <w:jc w:val="both"/>
-      </w:pPr>
-      <w:r>
-        <w:rPr>
-          <w:b/>
-          <w:bCs/>
-        </w:rPr>
-        <w:t>Once Obidi asserts that all laws arise from the Entropic Field, Obidi inescapably assumes the burden of recovering known results—general relativity, quantum theory, thermodynamics, cosmology, and any future empirical tests—from that foundation.</w:t>
-      </w:r>
-    </w:p>
-    <w:p>
-      <w:pPr>
-        <w:jc w:val="both"/>
-      </w:pPr>
-      <w:r>
-        <w:pict w14:anchorId="7EE111E2">
-          <v:rect id="_x0000_i1173" style="width:7in;height:.75pt" o:hrpct="0" o:hralign="center" o:hrstd="t" o:hr="t" fillcolor="#a0a0a0" stroked="f"/>
-        </w:pict>
-      </w:r>
-    </w:p>
-    <w:p>
-      <w:pPr>
-        <w:jc w:val="both"/>
-      </w:pPr>
-      <w:r>
         <w:t xml:space="preserve">From a philosophy-of-science perspective, the most distinctive aspect of </w:t>
       </w:r>
       <w:r>
@@ -4395,7 +4703,6 @@
         <w:jc w:val="both"/>
       </w:pPr>
       <w:r>
-        <w:lastRenderedPageBreak/>
         <w:t>If one were writing a mature monograph on the Theory of Entropicity (ToE), Obidi's Three Conjectures could plausibly serve as the opening axiomatic declaration of the theory, from which all subsequent mathematical development is intended to follow.</w:t>
       </w:r>
     </w:p>
@@ -4555,6 +4862,7 @@
         <w:jc w:val="both"/>
       </w:pPr>
       <w:r>
+        <w:lastRenderedPageBreak/>
         <w:t>This conjecture asserts that entropy is not merely a thermodynamic quantity, a statistical descriptor, or an emergent property of matter. Rather, entropy is the primary ontological substrate from which all physical structures, processes, and phenomena arise.</w:t>
       </w:r>
     </w:p>
@@ -4656,7 +4964,6 @@
         <w:rPr>
           <w:noProof/>
         </w:rPr>
-        <w:lastRenderedPageBreak/>
         <w:drawing>
           <wp:inline distT="0" distB="0" distL="0" distR="0" wp14:anchorId="760D0342" wp14:editId="39F838E7">
             <wp:extent cx="1536700" cy="260985"/>
@@ -4721,7 +5028,7 @@
       </w:pPr>
       <w:r>
         <w:pict w14:anchorId="6C42FAE0">
-          <v:rect id="_x0000_i1026" style="width:7in;height:.75pt" o:hrpct="0" o:hralign="center" o:hrstd="t" o:hr="t" fillcolor="#a0a0a0" stroked="f"/>
+          <v:rect id="_x0000_i1037" style="width:7in;height:.75pt" o:hrpct="0" o:hralign="center" o:hrstd="t" o:hr="t" fillcolor="#a0a0a0" stroked="f"/>
         </w:pict>
       </w:r>
     </w:p>
@@ -4869,6 +5176,7 @@
         <w:rPr>
           <w:noProof/>
         </w:rPr>
+        <w:lastRenderedPageBreak/>
         <w:drawing>
           <wp:inline distT="0" distB="0" distL="0" distR="0" wp14:anchorId="609F65F9" wp14:editId="3B2DACF5">
             <wp:extent cx="2428240" cy="260985"/>
@@ -5043,7 +5351,6 @@
         <w:rPr>
           <w:noProof/>
         </w:rPr>
-        <w:lastRenderedPageBreak/>
         <w:drawing>
           <wp:inline distT="0" distB="0" distL="0" distR="0" wp14:anchorId="57BA1C73" wp14:editId="609ECF08">
             <wp:extent cx="1974850" cy="906780"/>
@@ -5182,7 +5489,7 @@
       </w:pPr>
       <w:r>
         <w:pict w14:anchorId="176C628A">
-          <v:rect id="_x0000_i1027" style="width:7in;height:.75pt" o:hrpct="0" o:hralign="center" o:hrstd="t" o:hr="t" fillcolor="#a0a0a0" stroked="f"/>
+          <v:rect id="_x0000_i1038" style="width:7in;height:.75pt" o:hrpct="0" o:hralign="center" o:hrstd="t" o:hr="t" fillcolor="#a0a0a0" stroked="f"/>
         </w:pict>
       </w:r>
     </w:p>
@@ -5259,6 +5566,7 @@
         <w:jc w:val="both"/>
       </w:pPr>
       <w:r>
+        <w:lastRenderedPageBreak/>
         <w:t>It proposes that beneath physical spacetime lies a more fundamental entropic-informational structure, and that spacetime geometry emerges from the organization of that deeper manifold.</w:t>
       </w:r>
     </w:p>
@@ -5446,7 +5754,6 @@
         <w:jc w:val="both"/>
       </w:pPr>
       <w:r>
-        <w:lastRenderedPageBreak/>
         <w:t>The spacetime metric is an emergent construct.</w:t>
       </w:r>
     </w:p>
@@ -5512,7 +5819,7 @@
       </w:pPr>
       <w:r>
         <w:pict w14:anchorId="732E498C">
-          <v:rect id="_x0000_i1028" style="width:7in;height:.75pt" o:hrpct="0" o:hralign="center" o:hrstd="t" o:hr="t" fillcolor="#a0a0a0" stroked="f"/>
+          <v:rect id="_x0000_i1039" style="width:7in;height:.75pt" o:hrpct="0" o:hralign="center" o:hrstd="t" o:hr="t" fillcolor="#a0a0a0" stroked="f"/>
         </w:pict>
       </w:r>
     </w:p>
@@ -5639,6 +5946,7 @@
           <w:b/>
           <w:bCs/>
         </w:rPr>
+        <w:lastRenderedPageBreak/>
         <w:t>"All physical laws and interactions are derivable from the Entropic Field." (Obidi's Second Conjecture)</w:t>
       </w:r>
     </w:p>
@@ -5773,7 +6081,6 @@
         <w:jc w:val="both"/>
       </w:pPr>
       <w:r>
-        <w:lastRenderedPageBreak/>
         <w:t>For Details:</w:t>
       </w:r>
     </w:p>
@@ -5934,6 +6241,7 @@
         <w:rPr>
           <w:rFonts w:ascii="Segoe UI Emoji" w:hAnsi="Segoe UI Emoji" w:cs="Segoe UI Emoji"/>
         </w:rPr>
+        <w:lastRenderedPageBreak/>
         <w:t>Not an emergent property.</w:t>
       </w:r>
     </w:p>
@@ -6060,14 +6368,7 @@
           <w:rFonts w:ascii="Segoe UI Emoji" w:hAnsi="Segoe UI Emoji" w:cs="Segoe UI Emoji"/>
         </w:rPr>
         <w:noBreakHyphen/>
-        <w:t xml:space="preserve">informational manifold, and that what we ubiquitously call “spacetime” is in fact the emergent geometry of underlying entropic </w:t>
-      </w:r>
-      <w:r>
-        <w:rPr>
-          <w:rFonts w:ascii="Segoe UI Emoji" w:hAnsi="Segoe UI Emoji" w:cs="Segoe UI Emoji"/>
-        </w:rPr>
-        <w:lastRenderedPageBreak/>
-        <w:t>information — meaning that beneath every point of spacetime lies entropic information from which spacetime is extruded. That is, as Obidi declares to us in his Theory of Entropicity (ToE), the Fisher–Rao and Fubini–Study geometries live “beneath” each point of physical spacetime [of our everyday experience] — but we do not see them directly. We only see the macroscopic spacetime that emerges from them. We often think of spacetime as “made of nothing,” a neutral stage on which physics unfolds; but Obidi teaches us that spacetime is made of fundamental entropic-information. What we perceive as spacetime is the macroscopic geometry that emerges from a deeper entropic</w:t>
+        <w:t>informational manifold, and that what we ubiquitously call “spacetime” is in fact the emergent geometry of underlying entropic information — meaning that beneath every point of spacetime lies entropic information from which spacetime is extruded. That is, as Obidi declares to us in his Theory of Entropicity (ToE), the Fisher–Rao and Fubini–Study geometries live “beneath” each point of physical spacetime [of our everyday experience] — but we do not see them directly. We only see the macroscopic spacetime that emerges from them. We often think of spacetime as “made of nothing,” a neutral stage on which physics unfolds; but Obidi teaches us that spacetime is made of fundamental entropic-information. What we perceive as spacetime is the macroscopic geometry that emerges from a deeper entropic</w:t>
       </w:r>
       <w:r>
         <w:rPr>
@@ -6165,6 +6466,7 @@
         <w:rPr>
           <w:rFonts w:ascii="Segoe UI Emoji" w:hAnsi="Segoe UI Emoji" w:cs="Segoe UI Emoji"/>
         </w:rPr>
+        <w:lastRenderedPageBreak/>
         <w:t>Many have proposed emergent gravity.</w:t>
       </w:r>
     </w:p>
@@ -6470,10 +6772,7 @@
 <w:hdr xmlns:wpc="http://schemas.microsoft.com/office/word/2010/wordprocessingCanvas" xmlns:cx="http://schemas.microsoft.com/office/drawing/2014/chartex" xmlns:cx1="http://schemas.microsoft.com/office/drawing/2015/9/8/chartex" xmlns:cx2="http://schemas.microsoft.com/office/drawing/2015/10/21/chartex" xmlns:cx3="http://schemas.microsoft.com/office/drawing/2016/5/9/chartex" xmlns:cx4="http://schemas.microsoft.com/office/drawing/2016/5/10/chartex" xmlns:cx5="http://schemas.microsoft.com/office/drawing/2016/5/11/chartex" xmlns:cx6="http://schemas.microsoft.com/office/drawing/2016/5/12/chartex" xmlns:cx7="http://schemas.microsoft.com/office/drawing/2016/5/13/chartex" xmlns:cx8="http://schemas.microsoft.com/office/drawing/2016/5/14/chartex" xmlns:mc="http://schemas.openxmlformats.org/markup-compatibility/2006" xmlns:aink="http://schemas.microsoft.com/office/drawing/2016/ink" xmlns:am3d="http://schemas.microsoft.com/office/drawing/2017/model3d" xmlns:o="urn:schemas-microsoft-com:office:office" xmlns:oel="http://schemas.microsoft.com/office/2019/extlst" xmlns:r="http://schemas.openxmlformats.org/officeDocument/2006/relationships" xmlns:m="http://schemas.openxmlformats.org/officeDocument/2006/math" xmlns:v="urn:schemas-microsoft-com:vml" xmlns:wp14="http://schemas.microsoft.com/office/word/2010/wordprocessingDrawing" xmlns:wp="http://schemas.openxmlformats.org/drawingml/2006/wordprocessingDrawing" xmlns:w10="urn:schemas-microsoft-com:office:word" xmlns:w="http://schemas.openxmlformats.org/wordprocessingml/2006/main" xmlns:w14="http://schemas.microsoft.com/office/word/2010/wordml" xmlns:w15="http://schemas.microsoft.com/office/word/2012/wordml" xmlns:w16cex="http://schemas.microsoft.com/office/word/2018/wordml/cex" xmlns:w16cid="http://schemas.microsoft.com/office/word/2016/wordml/cid" xmlns:w16="http://schemas.microsoft.com/office/word/2018/wordml" xmlns:w16du="http://schemas.microsoft.com/office/word/2023/wordml/word16du" xmlns:w16sdtdh="http://schemas.microsoft.com/office/word/2020/wordml/sdtdatahash" xmlns:w16sdtfl="http://schemas.microsoft.com/office/word/2024/wordml/sdtformatlock" xmlns:w16se="http://schemas.microsoft.com/office/word/2015/wordml/symex" xmlns:wpg="http://schemas.microsoft.com/office/word/2010/wordprocessingGroup" xmlns:wpi="http://schemas.microsoft.com/office/word/2010/wordprocessingInk" xmlns:wne="http://schemas.microsoft.com/office/word/2006/wordml" xmlns:wps="http://schemas.microsoft.com/office/word/2010/wordprocessingShape" mc:Ignorable="w14 w15 w16se w16cid w16 w16cex w16sdtdh w16sdtfl w16du wp14">
   <w:p>
     <w:pPr>
-      <w:pBdr>
-        <w:bottom w:val="single" w:sz="4" w:space="1" w:color="auto"/>
-      </w:pBdr>
-      <w:jc w:val="center"/>
+      <w:pStyle w:val="Header"/>
       <w:rPr>
         <w:rFonts w:ascii="Cambria" w:hAnsi="Cambria"/>
         <w:b/>
@@ -6483,13 +6782,27 @@
     </w:pPr>
     <w:r>
       <w:rPr>
+        <w:rFonts w:ascii="Segoe UI Emoji" w:hAnsi="Segoe UI Emoji" w:cs="Segoe UI Emoji"/>
+        <w:b/>
+        <w:bCs/>
+        <w:color w:val="215E99" w:themeColor="text2" w:themeTint="BF"/>
+      </w:rPr>
+      <w:t>🚀</w:t>
+    </w:r>
+    <w:r>
+      <w:rPr>
         <w:rFonts w:ascii="Cambria" w:hAnsi="Cambria"/>
         <w:b/>
         <w:bCs/>
         <w:color w:val="215E99" w:themeColor="text2" w:themeTint="BF"/>
       </w:rPr>
-      <w:t>Obidi's First, Second, and Third Conjectures in the Theory of Entropicity (ToE)</w:t>
+      <w:t xml:space="preserve"> Obidi’s Three Conjectures in the Theory of Entropicity (ToE): A New Architecture for Fundamental Physics - Obidi’s First, Second, and Third Conjectures in the Theory of Entropicity (ToE)</w:t>
     </w:r>
+  </w:p>
+  <w:p>
+    <w:pPr>
+      <w:pStyle w:val="Header"/>
+    </w:pPr>
   </w:p>
 </w:hdr>
 </file>
